--- a/deliverables/KE-2-ofisnye-peregorodki/GENGLASS_KE-2_ofisnye_peregorodki.docx
+++ b/deliverables/KE-2-ofisnye-peregorodki/GENGLASS_KE-2_ofisnye_peregorodki.docx
@@ -258,7 +258,7 @@
     </w:p>
     <w:p>
       <w:r>
-        <w:t>Конкретные значения в децибелах GENGLASS на этой странице не называет намеренно. Цифра без указания конструкции узла, метода испытания и условий монтажа ничего не значит, а на объекте проверяется замером. Когда нужна гарантированная тишина в переговорной, смотрите акустические перегородки: там решение собирается под задачу, а не подбирается по каталогу.</w:t>
+        <w:t>Конкретные значения в децибелах GENGLASS на этой странице не называет намеренно. Цифра без указания конструкции узла, метода испытания и условий монтажа ничего не значит: на объекте результат проверяется замером. Когда нужна гарантированная тишина в переговорной, смотрите акустические перегородки: там решение собирается под задачу, а не подбирается по каталогу.</w:t>
       </w:r>
     </w:p>
     <w:p>
@@ -572,7 +572,7 @@
     </w:p>
     <w:p>
       <w:r>
-        <w:t>После печи стекло нельзя ни резать, ни сверлить: любая операция разрушает лист целиком. Поэтому все вырезы делают до закалки, а ошибка в размере означает не подгонку по месту, а новую позицию и новый цикл. Параллельно режут, гнут и красят профиль в порошковой камере. Собранные изделия проходит ОТК: на каждой операции заполняется обходной лист с подписью, финальную проверку изделие проходит при освещении 300+ лк.</w:t>
+        <w:t>После печи стекло нельзя ни резать, ни сверлить: любая операция разрушает лист целиком. Поэтому все вырезы делают до закалки, а ошибка в размере означает не подгонку по месту, а новую позицию и новый цикл. Параллельно режут, гнут и красят профиль в порошковой камере. Контроль идёт по всей цепочке: на каждой операции заполняется обходной лист с подписью, а финальную проверку изделие проходит при освещении 300+ лк.</w:t>
       </w:r>
     </w:p>
     <w:p>
